--- a/aula52/Guia Prático-52.docx
+++ b/aula52/Guia Prático-52.docx
@@ -5437,18 +5437,17 @@
         </w:rPr>
         <w:t>"</w:t>
       </w:r>
-      <w:proofErr w:type="spellStart"/>
-      <w:r>
-        <w:rPr>
-          <w:rStyle w:val="hljs-string"/>
-          <w:color w:val="188038"/>
-          <w:sz w:val="21"/>
-          <w:szCs w:val="21"/>
-          <w:bdr w:val="none" w:sz="0" w:space="0" w:color="auto" w:frame="1"/>
-        </w:rPr>
-        <w:t>db_estudos_sql</w:t>
-      </w:r>
-      <w:proofErr w:type="spellEnd"/>
+      <w:r>
+        <w:rPr>
+          <w:rStyle w:val="CdigoHTML"/>
+          <w:rFonts w:eastAsiaTheme="majorEastAsia"/>
+          <w:color w:val="444746"/>
+          <w:sz w:val="21"/>
+          <w:szCs w:val="21"/>
+          <w:bdr w:val="none" w:sz="0" w:space="0" w:color="auto" w:frame="1"/>
+        </w:rPr>
+        <w:t>db_aula_pratica</w:t>
+      </w:r>
       <w:r>
         <w:rPr>
           <w:rStyle w:val="hljs-string"/>
@@ -7038,7 +7037,6 @@
         </w:rPr>
         <w:t xml:space="preserve">Selecione o banco de dados </w:t>
       </w:r>
-      <w:proofErr w:type="spellStart"/>
       <w:r>
         <w:rPr>
           <w:rStyle w:val="CdigoHTML"/>
@@ -7048,7 +7046,6 @@
         </w:rPr>
         <w:t>db_aula_pratica</w:t>
       </w:r>
-      <w:proofErr w:type="spellEnd"/>
       <w:r>
         <w:rPr>
           <w:color w:val="1F1F1F"/>
@@ -7908,103 +7905,11 @@
     <w:p>
       <w:pPr>
         <w:pStyle w:val="NormalWeb"/>
-        <w:numPr>
-          <w:ilvl w:val="0"/>
-          <w:numId w:val="8"/>
-        </w:numPr>
         <w:spacing w:after="0" w:afterAutospacing="0"/>
         <w:rPr>
           <w:color w:val="1F1F1F"/>
         </w:rPr>
       </w:pPr>
-      <w:r>
-        <w:rPr>
-          <w:color w:val="1F1F1F"/>
-        </w:rPr>
-        <w:t xml:space="preserve">No VS Code, abra a pasta </w:t>
-      </w:r>
-      <w:r>
-        <w:rPr>
-          <w:rStyle w:val="CdigoHTML"/>
-          <w:rFonts w:eastAsiaTheme="majorEastAsia"/>
-          <w:color w:val="444746"/>
-          <w:bdr w:val="none" w:sz="0" w:space="0" w:color="auto" w:frame="1"/>
-        </w:rPr>
-        <w:t>C:\wamp64\www\LP\aula52</w:t>
-      </w:r>
-      <w:r>
-        <w:rPr>
-          <w:color w:val="1F1F1F"/>
-        </w:rPr>
-        <w:t>.</w:t>
-      </w:r>
-    </w:p>
-    <w:p>
-      <w:pPr>
-        <w:pStyle w:val="NormalWeb"/>
-        <w:numPr>
-          <w:ilvl w:val="0"/>
-          <w:numId w:val="8"/>
-        </w:numPr>
-        <w:spacing w:after="0" w:afterAutospacing="0"/>
-        <w:rPr>
-          <w:color w:val="1F1F1F"/>
-        </w:rPr>
-      </w:pPr>
-      <w:r>
-        <w:rPr>
-          <w:color w:val="1F1F1F"/>
-        </w:rPr>
-        <w:t xml:space="preserve">Crie a subpasta </w:t>
-      </w:r>
-      <w:r>
-        <w:rPr>
-          <w:rStyle w:val="CdigoHTML"/>
-          <w:rFonts w:eastAsiaTheme="majorEastAsia"/>
-          <w:color w:val="444746"/>
-          <w:bdr w:val="none" w:sz="0" w:space="0" w:color="auto" w:frame="1"/>
-        </w:rPr>
-        <w:t>atv1</w:t>
-      </w:r>
-      <w:r>
-        <w:rPr>
-          <w:color w:val="1F1F1F"/>
-        </w:rPr>
-        <w:t>.</w:t>
-      </w:r>
-    </w:p>
-    <w:p>
-      <w:pPr>
-        <w:pStyle w:val="NormalWeb"/>
-        <w:numPr>
-          <w:ilvl w:val="0"/>
-          <w:numId w:val="8"/>
-        </w:numPr>
-        <w:spacing w:after="0" w:afterAutospacing="0"/>
-        <w:rPr>
-          <w:color w:val="1F1F1F"/>
-        </w:rPr>
-      </w:pPr>
-      <w:r>
-        <w:rPr>
-          <w:color w:val="1F1F1F"/>
-        </w:rPr>
-        <w:t xml:space="preserve">No </w:t>
-      </w:r>
-      <w:proofErr w:type="spellStart"/>
-      <w:r>
-        <w:rPr>
-          <w:color w:val="1F1F1F"/>
-        </w:rPr>
-        <w:t>phpMyAdmin</w:t>
-      </w:r>
-      <w:proofErr w:type="spellEnd"/>
-      <w:r>
-        <w:rPr>
-          <w:color w:val="1F1F1F"/>
-        </w:rPr>
-        <w:t xml:space="preserve">, utilize a aba </w:t>
-      </w:r>
       <w:r>
         <w:rPr>
           <w:b/>
@@ -8012,14 +7917,420 @@
           <w:color w:val="1F1F1F"/>
           <w:bdr w:val="none" w:sz="0" w:space="0" w:color="auto" w:frame="1"/>
         </w:rPr>
+        <w:t>SQL (Resposta)</w:t>
+      </w:r>
+      <w:r>
+        <w:rPr>
+          <w:color w:val="1F1F1F"/>
+        </w:rPr>
+        <w:t>:</w:t>
+      </w:r>
+    </w:p>
+    <w:p>
+      <w:pPr>
+        <w:rPr>
+          <w:color w:val="444746"/>
+        </w:rPr>
+      </w:pPr>
+      <w:r>
+        <w:rPr>
+          <w:rStyle w:val="ng-tns-c2369462512-518"/>
+          <w:color w:val="444746"/>
+          <w:bdr w:val="none" w:sz="0" w:space="0" w:color="auto" w:frame="1"/>
+        </w:rPr>
         <w:t>SQL</w:t>
       </w:r>
-      <w:r>
+    </w:p>
+    <w:p>
+      <w:pPr>
+        <w:pStyle w:val="Pr-formataoHTML"/>
+        <w:rPr>
+          <w:rStyle w:val="CdigoHTML"/>
+          <w:rFonts w:eastAsiaTheme="majorEastAsia"/>
+          <w:color w:val="444746"/>
+          <w:sz w:val="21"/>
+          <w:szCs w:val="21"/>
+          <w:bdr w:val="none" w:sz="0" w:space="0" w:color="auto" w:frame="1"/>
+        </w:rPr>
+      </w:pPr>
+      <w:r>
+        <w:rPr>
+          <w:rStyle w:val="hljs-comment"/>
+          <w:color w:val="5F6368"/>
+          <w:sz w:val="21"/>
+          <w:szCs w:val="21"/>
+          <w:bdr w:val="none" w:sz="0" w:space="0" w:color="auto" w:frame="1"/>
+        </w:rPr>
+        <w:t>-- Adicionando uma nova coluna</w:t>
+      </w:r>
+    </w:p>
+    <w:p>
+      <w:pPr>
+        <w:pStyle w:val="Pr-formataoHTML"/>
+        <w:rPr>
+          <w:rStyle w:val="CdigoHTML"/>
+          <w:rFonts w:eastAsiaTheme="majorEastAsia"/>
+          <w:color w:val="444746"/>
+          <w:sz w:val="21"/>
+          <w:szCs w:val="21"/>
+          <w:bdr w:val="none" w:sz="0" w:space="0" w:color="auto" w:frame="1"/>
+        </w:rPr>
+      </w:pPr>
+      <w:r>
+        <w:rPr>
+          <w:rStyle w:val="hljs-keyword"/>
+          <w:color w:val="8430CE"/>
+          <w:sz w:val="21"/>
+          <w:szCs w:val="21"/>
+          <w:bdr w:val="none" w:sz="0" w:space="0" w:color="auto" w:frame="1"/>
+        </w:rPr>
+        <w:t>ALTER</w:t>
+      </w:r>
+      <w:r>
+        <w:rPr>
+          <w:rStyle w:val="CdigoHTML"/>
+          <w:rFonts w:eastAsiaTheme="majorEastAsia"/>
+          <w:color w:val="444746"/>
+          <w:sz w:val="21"/>
+          <w:szCs w:val="21"/>
+          <w:bdr w:val="none" w:sz="0" w:space="0" w:color="auto" w:frame="1"/>
+        </w:rPr>
+        <w:t xml:space="preserve"> </w:t>
+      </w:r>
+      <w:r>
+        <w:rPr>
+          <w:rStyle w:val="hljs-keyword"/>
+          <w:color w:val="8430CE"/>
+          <w:sz w:val="21"/>
+          <w:szCs w:val="21"/>
+          <w:bdr w:val="none" w:sz="0" w:space="0" w:color="auto" w:frame="1"/>
+        </w:rPr>
+        <w:t>TABLE</w:t>
+      </w:r>
+      <w:r>
+        <w:rPr>
+          <w:rStyle w:val="CdigoHTML"/>
+          <w:rFonts w:eastAsiaTheme="majorEastAsia"/>
+          <w:color w:val="444746"/>
+          <w:sz w:val="21"/>
+          <w:szCs w:val="21"/>
+          <w:bdr w:val="none" w:sz="0" w:space="0" w:color="auto" w:frame="1"/>
+        </w:rPr>
+        <w:t xml:space="preserve"> produtos </w:t>
+      </w:r>
+      <w:r>
+        <w:rPr>
+          <w:rStyle w:val="hljs-keyword"/>
+          <w:color w:val="8430CE"/>
+          <w:sz w:val="21"/>
+          <w:szCs w:val="21"/>
+          <w:bdr w:val="none" w:sz="0" w:space="0" w:color="auto" w:frame="1"/>
+        </w:rPr>
+        <w:t>ADD</w:t>
+      </w:r>
+      <w:r>
+        <w:rPr>
+          <w:rStyle w:val="CdigoHTML"/>
+          <w:rFonts w:eastAsiaTheme="majorEastAsia"/>
+          <w:color w:val="444746"/>
+          <w:sz w:val="21"/>
+          <w:szCs w:val="21"/>
+          <w:bdr w:val="none" w:sz="0" w:space="0" w:color="auto" w:frame="1"/>
+        </w:rPr>
+        <w:t xml:space="preserve"> </w:t>
+      </w:r>
+      <w:r>
+        <w:rPr>
+          <w:rStyle w:val="hljs-keyword"/>
+          <w:color w:val="8430CE"/>
+          <w:sz w:val="21"/>
+          <w:szCs w:val="21"/>
+          <w:bdr w:val="none" w:sz="0" w:space="0" w:color="auto" w:frame="1"/>
+        </w:rPr>
+        <w:t>COLUMN</w:t>
+      </w:r>
+      <w:r>
+        <w:rPr>
+          <w:rStyle w:val="CdigoHTML"/>
+          <w:rFonts w:eastAsiaTheme="majorEastAsia"/>
+          <w:color w:val="444746"/>
+          <w:sz w:val="21"/>
+          <w:szCs w:val="21"/>
+          <w:bdr w:val="none" w:sz="0" w:space="0" w:color="auto" w:frame="1"/>
+        </w:rPr>
+        <w:t xml:space="preserve"> categoria </w:t>
+      </w:r>
+      <w:r>
+        <w:rPr>
+          <w:rStyle w:val="hljs-type"/>
+          <w:color w:val="8430CE"/>
+          <w:sz w:val="21"/>
+          <w:szCs w:val="21"/>
+          <w:bdr w:val="none" w:sz="0" w:space="0" w:color="auto" w:frame="1"/>
+        </w:rPr>
+        <w:t>VARCHAR</w:t>
+      </w:r>
+      <w:r>
+        <w:rPr>
+          <w:rStyle w:val="CdigoHTML"/>
+          <w:rFonts w:eastAsiaTheme="majorEastAsia"/>
+          <w:color w:val="444746"/>
+          <w:sz w:val="21"/>
+          <w:szCs w:val="21"/>
+          <w:bdr w:val="none" w:sz="0" w:space="0" w:color="auto" w:frame="1"/>
+        </w:rPr>
+        <w:t>(</w:t>
+      </w:r>
+      <w:r>
+        <w:rPr>
+          <w:rStyle w:val="hljs-number"/>
+          <w:color w:val="B55908"/>
+          <w:sz w:val="21"/>
+          <w:szCs w:val="21"/>
+          <w:bdr w:val="none" w:sz="0" w:space="0" w:color="auto" w:frame="1"/>
+        </w:rPr>
+        <w:t>50</w:t>
+      </w:r>
+      <w:r>
+        <w:rPr>
+          <w:rStyle w:val="CdigoHTML"/>
+          <w:rFonts w:eastAsiaTheme="majorEastAsia"/>
+          <w:color w:val="444746"/>
+          <w:sz w:val="21"/>
+          <w:szCs w:val="21"/>
+          <w:bdr w:val="none" w:sz="0" w:space="0" w:color="auto" w:frame="1"/>
+        </w:rPr>
+        <w:t>) AFTER nome;</w:t>
+      </w:r>
+    </w:p>
+    <w:p>
+      <w:pPr>
+        <w:pStyle w:val="Pr-formataoHTML"/>
+        <w:rPr>
+          <w:rStyle w:val="CdigoHTML"/>
+          <w:rFonts w:eastAsiaTheme="majorEastAsia"/>
+          <w:color w:val="444746"/>
+          <w:sz w:val="21"/>
+          <w:szCs w:val="21"/>
+          <w:bdr w:val="none" w:sz="0" w:space="0" w:color="auto" w:frame="1"/>
+        </w:rPr>
+      </w:pPr>
+    </w:p>
+    <w:p>
+      <w:pPr>
+        <w:pStyle w:val="Pr-formataoHTML"/>
+        <w:rPr>
+          <w:rStyle w:val="CdigoHTML"/>
+          <w:rFonts w:eastAsiaTheme="majorEastAsia"/>
+          <w:color w:val="444746"/>
+          <w:sz w:val="21"/>
+          <w:szCs w:val="21"/>
+          <w:bdr w:val="none" w:sz="0" w:space="0" w:color="auto" w:frame="1"/>
+        </w:rPr>
+      </w:pPr>
+      <w:r>
+        <w:rPr>
+          <w:rStyle w:val="hljs-comment"/>
+          <w:color w:val="5F6368"/>
+          <w:sz w:val="21"/>
+          <w:szCs w:val="21"/>
+          <w:bdr w:val="none" w:sz="0" w:space="0" w:color="auto" w:frame="1"/>
+        </w:rPr>
+        <w:t>-- Modificando o tipo de uma coluna para aceitar nomes maiores</w:t>
+      </w:r>
+    </w:p>
+    <w:p>
+      <w:pPr>
+        <w:pStyle w:val="Pr-formataoHTML"/>
+        <w:rPr>
+          <w:rStyle w:val="CdigoHTML"/>
+          <w:rFonts w:eastAsiaTheme="majorEastAsia"/>
+          <w:color w:val="444746"/>
+          <w:sz w:val="21"/>
+          <w:szCs w:val="21"/>
+          <w:bdr w:val="none" w:sz="0" w:space="0" w:color="auto" w:frame="1"/>
+        </w:rPr>
+      </w:pPr>
+      <w:r>
+        <w:rPr>
+          <w:rStyle w:val="hljs-keyword"/>
+          <w:color w:val="8430CE"/>
+          <w:sz w:val="21"/>
+          <w:szCs w:val="21"/>
+          <w:bdr w:val="none" w:sz="0" w:space="0" w:color="auto" w:frame="1"/>
+        </w:rPr>
+        <w:t>ALTER</w:t>
+      </w:r>
+      <w:r>
+        <w:rPr>
+          <w:rStyle w:val="CdigoHTML"/>
+          <w:rFonts w:eastAsiaTheme="majorEastAsia"/>
+          <w:color w:val="444746"/>
+          <w:sz w:val="21"/>
+          <w:szCs w:val="21"/>
+          <w:bdr w:val="none" w:sz="0" w:space="0" w:color="auto" w:frame="1"/>
+        </w:rPr>
+        <w:t xml:space="preserve"> </w:t>
+      </w:r>
+      <w:r>
+        <w:rPr>
+          <w:rStyle w:val="hljs-keyword"/>
+          <w:color w:val="8430CE"/>
+          <w:sz w:val="21"/>
+          <w:szCs w:val="21"/>
+          <w:bdr w:val="none" w:sz="0" w:space="0" w:color="auto" w:frame="1"/>
+        </w:rPr>
+        <w:t>TABLE</w:t>
+      </w:r>
+      <w:r>
+        <w:rPr>
+          <w:rStyle w:val="CdigoHTML"/>
+          <w:rFonts w:eastAsiaTheme="majorEastAsia"/>
+          <w:color w:val="444746"/>
+          <w:sz w:val="21"/>
+          <w:szCs w:val="21"/>
+          <w:bdr w:val="none" w:sz="0" w:space="0" w:color="auto" w:frame="1"/>
+        </w:rPr>
+        <w:t xml:space="preserve"> produtos MODIFY </w:t>
+      </w:r>
+      <w:r>
+        <w:rPr>
+          <w:rStyle w:val="hljs-keyword"/>
+          <w:color w:val="8430CE"/>
+          <w:sz w:val="21"/>
+          <w:szCs w:val="21"/>
+          <w:bdr w:val="none" w:sz="0" w:space="0" w:color="auto" w:frame="1"/>
+        </w:rPr>
+        <w:t>COLUMN</w:t>
+      </w:r>
+      <w:r>
+        <w:rPr>
+          <w:rStyle w:val="CdigoHTML"/>
+          <w:rFonts w:eastAsiaTheme="majorEastAsia"/>
+          <w:color w:val="444746"/>
+          <w:sz w:val="21"/>
+          <w:szCs w:val="21"/>
+          <w:bdr w:val="none" w:sz="0" w:space="0" w:color="auto" w:frame="1"/>
+        </w:rPr>
+        <w:t xml:space="preserve"> nome </w:t>
+      </w:r>
+      <w:r>
+        <w:rPr>
+          <w:rStyle w:val="hljs-type"/>
+          <w:color w:val="8430CE"/>
+          <w:sz w:val="21"/>
+          <w:szCs w:val="21"/>
+          <w:bdr w:val="none" w:sz="0" w:space="0" w:color="auto" w:frame="1"/>
+        </w:rPr>
+        <w:t>VARCHAR</w:t>
+      </w:r>
+      <w:r>
+        <w:rPr>
+          <w:rStyle w:val="CdigoHTML"/>
+          <w:rFonts w:eastAsiaTheme="majorEastAsia"/>
+          <w:color w:val="444746"/>
+          <w:sz w:val="21"/>
+          <w:szCs w:val="21"/>
+          <w:bdr w:val="none" w:sz="0" w:space="0" w:color="auto" w:frame="1"/>
+        </w:rPr>
+        <w:t>(</w:t>
+      </w:r>
+      <w:r>
+        <w:rPr>
+          <w:rStyle w:val="hljs-number"/>
+          <w:color w:val="B55908"/>
+          <w:sz w:val="21"/>
+          <w:szCs w:val="21"/>
+          <w:bdr w:val="none" w:sz="0" w:space="0" w:color="auto" w:frame="1"/>
+        </w:rPr>
+        <w:t>200</w:t>
+      </w:r>
+      <w:r>
+        <w:rPr>
+          <w:rStyle w:val="CdigoHTML"/>
+          <w:rFonts w:eastAsiaTheme="majorEastAsia"/>
+          <w:color w:val="444746"/>
+          <w:sz w:val="21"/>
+          <w:szCs w:val="21"/>
+          <w:bdr w:val="none" w:sz="0" w:space="0" w:color="auto" w:frame="1"/>
+        </w:rPr>
+        <w:t xml:space="preserve">) </w:t>
+      </w:r>
+      <w:r>
+        <w:rPr>
+          <w:rStyle w:val="hljs-keyword"/>
+          <w:color w:val="8430CE"/>
+          <w:sz w:val="21"/>
+          <w:szCs w:val="21"/>
+          <w:bdr w:val="none" w:sz="0" w:space="0" w:color="auto" w:frame="1"/>
+        </w:rPr>
+        <w:t>NOT</w:t>
+      </w:r>
+      <w:r>
+        <w:rPr>
+          <w:rStyle w:val="CdigoHTML"/>
+          <w:rFonts w:eastAsiaTheme="majorEastAsia"/>
+          <w:color w:val="444746"/>
+          <w:sz w:val="21"/>
+          <w:szCs w:val="21"/>
+          <w:bdr w:val="none" w:sz="0" w:space="0" w:color="auto" w:frame="1"/>
+        </w:rPr>
+        <w:t xml:space="preserve"> </w:t>
+      </w:r>
+      <w:r>
+        <w:rPr>
+          <w:rStyle w:val="hljs-keyword"/>
+          <w:color w:val="8430CE"/>
+          <w:sz w:val="21"/>
+          <w:szCs w:val="21"/>
+          <w:bdr w:val="none" w:sz="0" w:space="0" w:color="auto" w:frame="1"/>
+        </w:rPr>
+        <w:t>NULL</w:t>
+      </w:r>
+      <w:r>
+        <w:rPr>
+          <w:rStyle w:val="CdigoHTML"/>
+          <w:rFonts w:eastAsiaTheme="majorEastAsia"/>
+          <w:color w:val="444746"/>
+          <w:sz w:val="21"/>
+          <w:szCs w:val="21"/>
+          <w:bdr w:val="none" w:sz="0" w:space="0" w:color="auto" w:frame="1"/>
+        </w:rPr>
+        <w:t>;</w:t>
+      </w:r>
+    </w:p>
+    <w:p>
+      <w:pPr>
+        <w:spacing w:after="120"/>
         <w:rPr>
           <w:color w:val="1F1F1F"/>
         </w:rPr>
-        <w:t xml:space="preserve"> para adicionar uma coluna de "categoria" à tabela de produtos.</w:t>
-      </w:r>
+      </w:pPr>
+      <w:r>
+        <w:rPr>
+          <w:color w:val="1F1F1F"/>
+        </w:rPr>
+        <w:pict w14:anchorId="0E588CDF">
+          <v:rect id="_x0000_i1031" style="width:0;height:1.5pt" o:hralign="center" o:hrstd="t" o:hrnoshade="t" o:hr="t" fillcolor="gray" stroked="f"/>
+        </w:pict>
+      </w:r>
+    </w:p>
+    <w:p>
+      <w:pPr>
+        <w:pStyle w:val="Ttulo2"/>
+        <w:spacing w:after="120"/>
+        <w:rPr>
+          <w:color w:val="1F1F1F"/>
+        </w:rPr>
+      </w:pPr>
+      <w:bookmarkStart w:id="4" w:name="_Toc224746173"/>
+      <w:r>
+        <w:rPr>
+          <w:color w:val="1F1F1F"/>
+        </w:rPr>
+        <w:t>ATIVIDADE EXTRA 2: Restrições de Segurança (UNIQUE e DEFAULT)</w:t>
+      </w:r>
+      <w:bookmarkEnd w:id="4"/>
     </w:p>
     <w:p>
       <w:pPr>
@@ -8036,51 +8347,37 @@
           <w:color w:val="1F1F1F"/>
           <w:bdr w:val="none" w:sz="0" w:space="0" w:color="auto" w:frame="1"/>
         </w:rPr>
-        <w:t>SQL (Resposta)</w:t>
+        <w:t>Objetivo</w:t>
       </w:r>
       <w:r>
         <w:rPr>
           <w:color w:val="1F1F1F"/>
         </w:rPr>
-        <w:t>:</w:t>
-      </w:r>
-    </w:p>
-    <w:p>
-      <w:pPr>
-        <w:rPr>
-          <w:color w:val="444746"/>
-        </w:rPr>
-      </w:pPr>
-      <w:r>
-        <w:rPr>
-          <w:rStyle w:val="ng-tns-c2369462512-518"/>
+        <w:t>: Aplicar travas de segurança para evitar duplicidade de códigos e garantir valores padrão.</w:t>
+      </w:r>
+    </w:p>
+    <w:p>
+      <w:pPr>
+        <w:rPr>
+          <w:rStyle w:val="ng-tns-c2369462512-519"/>
+          <w:color w:val="444746"/>
+          <w:bdr w:val="none" w:sz="0" w:space="0" w:color="auto" w:frame="1"/>
+        </w:rPr>
+      </w:pPr>
+    </w:p>
+    <w:p>
+      <w:pPr>
+        <w:rPr>
+          <w:color w:val="444746"/>
+        </w:rPr>
+      </w:pPr>
+      <w:r>
+        <w:rPr>
+          <w:rStyle w:val="ng-tns-c2369462512-519"/>
           <w:color w:val="444746"/>
           <w:bdr w:val="none" w:sz="0" w:space="0" w:color="auto" w:frame="1"/>
         </w:rPr>
         <w:t>SQL</w:t>
-      </w:r>
-    </w:p>
-    <w:p>
-      <w:pPr>
-        <w:pStyle w:val="Pr-formataoHTML"/>
-        <w:rPr>
-          <w:rStyle w:val="CdigoHTML"/>
-          <w:rFonts w:eastAsiaTheme="majorEastAsia"/>
-          <w:color w:val="444746"/>
-          <w:sz w:val="21"/>
-          <w:szCs w:val="21"/>
-          <w:bdr w:val="none" w:sz="0" w:space="0" w:color="auto" w:frame="1"/>
-        </w:rPr>
-      </w:pPr>
-      <w:r>
-        <w:rPr>
-          <w:rStyle w:val="hljs-comment"/>
-          <w:color w:val="5F6368"/>
-          <w:sz w:val="21"/>
-          <w:szCs w:val="21"/>
-          <w:bdr w:val="none" w:sz="0" w:space="0" w:color="auto" w:frame="1"/>
-        </w:rPr>
-        <w:t>-- Adicionando uma nova coluna</w:t>
       </w:r>
     </w:p>
     <w:p>
@@ -8103,7 +8400,7 @@
           <w:szCs w:val="21"/>
           <w:bdr w:val="none" w:sz="0" w:space="0" w:color="auto" w:frame="1"/>
         </w:rPr>
-        <w:t>ALTER</w:t>
+        <w:t>CREATE</w:t>
       </w:r>
       <w:r>
         <w:rPr>
@@ -8135,7 +8432,52 @@
           <w:szCs w:val="21"/>
           <w:bdr w:val="none" w:sz="0" w:space="0" w:color="auto" w:frame="1"/>
         </w:rPr>
-        <w:t xml:space="preserve"> produtos </w:t>
+        <w:t xml:space="preserve"> fornecedores (</w:t>
+      </w:r>
+    </w:p>
+    <w:p>
+      <w:pPr>
+        <w:pStyle w:val="Pr-formataoHTML"/>
+        <w:rPr>
+          <w:rStyle w:val="CdigoHTML"/>
+          <w:rFonts w:eastAsiaTheme="majorEastAsia"/>
+          <w:color w:val="444746"/>
+          <w:sz w:val="21"/>
+          <w:szCs w:val="21"/>
+          <w:bdr w:val="none" w:sz="0" w:space="0" w:color="auto" w:frame="1"/>
+        </w:rPr>
+      </w:pPr>
+      <w:r>
+        <w:rPr>
+          <w:rStyle w:val="CdigoHTML"/>
+          <w:rFonts w:eastAsiaTheme="majorEastAsia"/>
+          <w:color w:val="444746"/>
+          <w:sz w:val="21"/>
+          <w:szCs w:val="21"/>
+          <w:bdr w:val="none" w:sz="0" w:space="0" w:color="auto" w:frame="1"/>
+        </w:rPr>
+        <w:t xml:space="preserve">    id </w:t>
+      </w:r>
+      <w:r>
+        <w:rPr>
+          <w:rStyle w:val="hljs-type"/>
+          <w:color w:val="8430CE"/>
+          <w:sz w:val="21"/>
+          <w:szCs w:val="21"/>
+          <w:bdr w:val="none" w:sz="0" w:space="0" w:color="auto" w:frame="1"/>
+        </w:rPr>
+        <w:t>INT</w:t>
+      </w:r>
+      <w:r>
+        <w:rPr>
+          <w:rStyle w:val="CdigoHTML"/>
+          <w:rFonts w:eastAsiaTheme="majorEastAsia"/>
+          <w:color w:val="444746"/>
+          <w:sz w:val="21"/>
+          <w:szCs w:val="21"/>
+          <w:bdr w:val="none" w:sz="0" w:space="0" w:color="auto" w:frame="1"/>
+        </w:rPr>
+        <w:t xml:space="preserve"> </w:t>
       </w:r>
       <w:r>
         <w:rPr>
@@ -8145,8 +8487,56 @@
           <w:szCs w:val="21"/>
           <w:bdr w:val="none" w:sz="0" w:space="0" w:color="auto" w:frame="1"/>
         </w:rPr>
-        <w:t>ADD</w:t>
-      </w:r>
+        <w:t>PRIMARY</w:t>
+      </w:r>
+      <w:r>
+        <w:rPr>
+          <w:rStyle w:val="CdigoHTML"/>
+          <w:rFonts w:eastAsiaTheme="majorEastAsia"/>
+          <w:color w:val="444746"/>
+          <w:sz w:val="21"/>
+          <w:szCs w:val="21"/>
+          <w:bdr w:val="none" w:sz="0" w:space="0" w:color="auto" w:frame="1"/>
+        </w:rPr>
+        <w:t xml:space="preserve"> KEY AUTO_INCREMENT,</w:t>
+      </w:r>
+    </w:p>
+    <w:p>
+      <w:pPr>
+        <w:pStyle w:val="Pr-formataoHTML"/>
+        <w:rPr>
+          <w:rStyle w:val="CdigoHTML"/>
+          <w:rFonts w:eastAsiaTheme="majorEastAsia"/>
+          <w:color w:val="444746"/>
+          <w:sz w:val="21"/>
+          <w:szCs w:val="21"/>
+          <w:bdr w:val="none" w:sz="0" w:space="0" w:color="auto" w:frame="1"/>
+        </w:rPr>
+      </w:pPr>
+      <w:r>
+        <w:rPr>
+          <w:rStyle w:val="CdigoHTML"/>
+          <w:rFonts w:eastAsiaTheme="majorEastAsia"/>
+          <w:color w:val="444746"/>
+          <w:sz w:val="21"/>
+          <w:szCs w:val="21"/>
+          <w:bdr w:val="none" w:sz="0" w:space="0" w:color="auto" w:frame="1"/>
+        </w:rPr>
+        <w:t xml:space="preserve">    </w:t>
+      </w:r>
+      <w:proofErr w:type="spellStart"/>
+      <w:r>
+        <w:rPr>
+          <w:rStyle w:val="CdigoHTML"/>
+          <w:rFonts w:eastAsiaTheme="majorEastAsia"/>
+          <w:color w:val="444746"/>
+          <w:sz w:val="21"/>
+          <w:szCs w:val="21"/>
+          <w:bdr w:val="none" w:sz="0" w:space="0" w:color="auto" w:frame="1"/>
+        </w:rPr>
+        <w:t>razao_social</w:t>
+      </w:r>
+      <w:proofErr w:type="spellEnd"/>
       <w:r>
         <w:rPr>
           <w:rStyle w:val="CdigoHTML"/>
@@ -8157,6 +8547,48 @@
           <w:bdr w:val="none" w:sz="0" w:space="0" w:color="auto" w:frame="1"/>
         </w:rPr>
         <w:t xml:space="preserve"> </w:t>
+      </w:r>
+      <w:r>
+        <w:rPr>
+          <w:rStyle w:val="hljs-type"/>
+          <w:color w:val="8430CE"/>
+          <w:sz w:val="21"/>
+          <w:szCs w:val="21"/>
+          <w:bdr w:val="none" w:sz="0" w:space="0" w:color="auto" w:frame="1"/>
+        </w:rPr>
+        <w:t>VARCHAR</w:t>
+      </w:r>
+      <w:r>
+        <w:rPr>
+          <w:rStyle w:val="CdigoHTML"/>
+          <w:rFonts w:eastAsiaTheme="majorEastAsia"/>
+          <w:color w:val="444746"/>
+          <w:sz w:val="21"/>
+          <w:szCs w:val="21"/>
+          <w:bdr w:val="none" w:sz="0" w:space="0" w:color="auto" w:frame="1"/>
+        </w:rPr>
+        <w:t>(</w:t>
+      </w:r>
+      <w:r>
+        <w:rPr>
+          <w:rStyle w:val="hljs-number"/>
+          <w:color w:val="B55908"/>
+          <w:sz w:val="21"/>
+          <w:szCs w:val="21"/>
+          <w:bdr w:val="none" w:sz="0" w:space="0" w:color="auto" w:frame="1"/>
+        </w:rPr>
+        <w:t>150</w:t>
+      </w:r>
+      <w:r>
+        <w:rPr>
+          <w:rStyle w:val="CdigoHTML"/>
+          <w:rFonts w:eastAsiaTheme="majorEastAsia"/>
+          <w:color w:val="444746"/>
+          <w:sz w:val="21"/>
+          <w:szCs w:val="21"/>
+          <w:bdr w:val="none" w:sz="0" w:space="0" w:color="auto" w:frame="1"/>
+        </w:rPr>
+        <w:t xml:space="preserve">) </w:t>
       </w:r>
       <w:r>
         <w:rPr>
@@ -8166,18 +8598,87 @@
           <w:szCs w:val="21"/>
           <w:bdr w:val="none" w:sz="0" w:space="0" w:color="auto" w:frame="1"/>
         </w:rPr>
-        <w:t>COLUMN</w:t>
-      </w:r>
-      <w:r>
-        <w:rPr>
-          <w:rStyle w:val="CdigoHTML"/>
-          <w:rFonts w:eastAsiaTheme="majorEastAsia"/>
-          <w:color w:val="444746"/>
-          <w:sz w:val="21"/>
-          <w:szCs w:val="21"/>
-          <w:bdr w:val="none" w:sz="0" w:space="0" w:color="auto" w:frame="1"/>
-        </w:rPr>
-        <w:t xml:space="preserve"> categoria </w:t>
+        <w:t>NOT</w:t>
+      </w:r>
+      <w:r>
+        <w:rPr>
+          <w:rStyle w:val="CdigoHTML"/>
+          <w:rFonts w:eastAsiaTheme="majorEastAsia"/>
+          <w:color w:val="444746"/>
+          <w:sz w:val="21"/>
+          <w:szCs w:val="21"/>
+          <w:bdr w:val="none" w:sz="0" w:space="0" w:color="auto" w:frame="1"/>
+        </w:rPr>
+        <w:t xml:space="preserve"> </w:t>
+      </w:r>
+      <w:r>
+        <w:rPr>
+          <w:rStyle w:val="hljs-keyword"/>
+          <w:color w:val="8430CE"/>
+          <w:sz w:val="21"/>
+          <w:szCs w:val="21"/>
+          <w:bdr w:val="none" w:sz="0" w:space="0" w:color="auto" w:frame="1"/>
+        </w:rPr>
+        <w:t>NULL</w:t>
+      </w:r>
+      <w:r>
+        <w:rPr>
+          <w:rStyle w:val="CdigoHTML"/>
+          <w:rFonts w:eastAsiaTheme="majorEastAsia"/>
+          <w:color w:val="444746"/>
+          <w:sz w:val="21"/>
+          <w:szCs w:val="21"/>
+          <w:bdr w:val="none" w:sz="0" w:space="0" w:color="auto" w:frame="1"/>
+        </w:rPr>
+        <w:t>,</w:t>
+      </w:r>
+    </w:p>
+    <w:p>
+      <w:pPr>
+        <w:pStyle w:val="Pr-formataoHTML"/>
+        <w:rPr>
+          <w:rStyle w:val="CdigoHTML"/>
+          <w:rFonts w:eastAsiaTheme="majorEastAsia"/>
+          <w:color w:val="444746"/>
+          <w:sz w:val="21"/>
+          <w:szCs w:val="21"/>
+          <w:bdr w:val="none" w:sz="0" w:space="0" w:color="auto" w:frame="1"/>
+        </w:rPr>
+      </w:pPr>
+      <w:r>
+        <w:rPr>
+          <w:rStyle w:val="CdigoHTML"/>
+          <w:rFonts w:eastAsiaTheme="majorEastAsia"/>
+          <w:color w:val="444746"/>
+          <w:sz w:val="21"/>
+          <w:szCs w:val="21"/>
+          <w:bdr w:val="none" w:sz="0" w:space="0" w:color="auto" w:frame="1"/>
+        </w:rPr>
+        <w:t xml:space="preserve">    </w:t>
+      </w:r>
+      <w:proofErr w:type="spellStart"/>
+      <w:r>
+        <w:rPr>
+          <w:rStyle w:val="CdigoHTML"/>
+          <w:rFonts w:eastAsiaTheme="majorEastAsia"/>
+          <w:color w:val="444746"/>
+          <w:sz w:val="21"/>
+          <w:szCs w:val="21"/>
+          <w:bdr w:val="none" w:sz="0" w:space="0" w:color="auto" w:frame="1"/>
+        </w:rPr>
+        <w:t>cnpj</w:t>
+      </w:r>
+      <w:proofErr w:type="spellEnd"/>
+      <w:r>
+        <w:rPr>
+          <w:rStyle w:val="CdigoHTML"/>
+          <w:rFonts w:eastAsiaTheme="majorEastAsia"/>
+          <w:color w:val="444746"/>
+          <w:sz w:val="21"/>
+          <w:szCs w:val="21"/>
+          <w:bdr w:val="none" w:sz="0" w:space="0" w:color="auto" w:frame="1"/>
+        </w:rPr>
+        <w:t xml:space="preserve"> </w:t>
       </w:r>
       <w:r>
         <w:rPr>
@@ -8208,68 +8709,19 @@
           <w:szCs w:val="21"/>
           <w:bdr w:val="none" w:sz="0" w:space="0" w:color="auto" w:frame="1"/>
         </w:rPr>
-        <w:t>50</w:t>
-      </w:r>
-      <w:r>
-        <w:rPr>
-          <w:rStyle w:val="CdigoHTML"/>
-          <w:rFonts w:eastAsiaTheme="majorEastAsia"/>
-          <w:color w:val="444746"/>
-          <w:sz w:val="21"/>
-          <w:szCs w:val="21"/>
-          <w:bdr w:val="none" w:sz="0" w:space="0" w:color="auto" w:frame="1"/>
-        </w:rPr>
-        <w:t>) AFTER nome;</w:t>
-      </w:r>
-    </w:p>
-    <w:p>
-      <w:pPr>
-        <w:pStyle w:val="Pr-formataoHTML"/>
-        <w:rPr>
-          <w:rStyle w:val="CdigoHTML"/>
-          <w:rFonts w:eastAsiaTheme="majorEastAsia"/>
-          <w:color w:val="444746"/>
-          <w:sz w:val="21"/>
-          <w:szCs w:val="21"/>
-          <w:bdr w:val="none" w:sz="0" w:space="0" w:color="auto" w:frame="1"/>
-        </w:rPr>
-      </w:pPr>
-    </w:p>
-    <w:p>
-      <w:pPr>
-        <w:pStyle w:val="Pr-formataoHTML"/>
-        <w:rPr>
-          <w:rStyle w:val="CdigoHTML"/>
-          <w:rFonts w:eastAsiaTheme="majorEastAsia"/>
-          <w:color w:val="444746"/>
-          <w:sz w:val="21"/>
-          <w:szCs w:val="21"/>
-          <w:bdr w:val="none" w:sz="0" w:space="0" w:color="auto" w:frame="1"/>
-        </w:rPr>
-      </w:pPr>
-      <w:r>
-        <w:rPr>
-          <w:rStyle w:val="hljs-comment"/>
-          <w:color w:val="5F6368"/>
-          <w:sz w:val="21"/>
-          <w:szCs w:val="21"/>
-          <w:bdr w:val="none" w:sz="0" w:space="0" w:color="auto" w:frame="1"/>
-        </w:rPr>
-        <w:t>-- Modificando o tipo de uma coluna para aceitar nomes maiores</w:t>
-      </w:r>
-    </w:p>
-    <w:p>
-      <w:pPr>
-        <w:pStyle w:val="Pr-formataoHTML"/>
-        <w:rPr>
-          <w:rStyle w:val="CdigoHTML"/>
-          <w:rFonts w:eastAsiaTheme="majorEastAsia"/>
-          <w:color w:val="444746"/>
-          <w:sz w:val="21"/>
-          <w:szCs w:val="21"/>
-          <w:bdr w:val="none" w:sz="0" w:space="0" w:color="auto" w:frame="1"/>
-        </w:rPr>
-      </w:pPr>
+        <w:t>20</w:t>
+      </w:r>
+      <w:r>
+        <w:rPr>
+          <w:rStyle w:val="CdigoHTML"/>
+          <w:rFonts w:eastAsiaTheme="majorEastAsia"/>
+          <w:color w:val="444746"/>
+          <w:sz w:val="21"/>
+          <w:szCs w:val="21"/>
+          <w:bdr w:val="none" w:sz="0" w:space="0" w:color="auto" w:frame="1"/>
+        </w:rPr>
+        <w:t xml:space="preserve">) </w:t>
+      </w:r>
       <w:r>
         <w:rPr>
           <w:rStyle w:val="hljs-keyword"/>
@@ -8278,7 +8730,7 @@
           <w:szCs w:val="21"/>
           <w:bdr w:val="none" w:sz="0" w:space="0" w:color="auto" w:frame="1"/>
         </w:rPr>
-        <w:t>ALTER</w:t>
+        <w:t>UNIQUE</w:t>
       </w:r>
       <w:r>
         <w:rPr>
@@ -8299,18 +8751,18 @@
           <w:szCs w:val="21"/>
           <w:bdr w:val="none" w:sz="0" w:space="0" w:color="auto" w:frame="1"/>
         </w:rPr>
-        <w:t>TABLE</w:t>
-      </w:r>
-      <w:r>
-        <w:rPr>
-          <w:rStyle w:val="CdigoHTML"/>
-          <w:rFonts w:eastAsiaTheme="majorEastAsia"/>
-          <w:color w:val="444746"/>
-          <w:sz w:val="21"/>
-          <w:szCs w:val="21"/>
-          <w:bdr w:val="none" w:sz="0" w:space="0" w:color="auto" w:frame="1"/>
-        </w:rPr>
-        <w:t xml:space="preserve"> produtos MODIFY </w:t>
+        <w:t>NOT</w:t>
+      </w:r>
+      <w:r>
+        <w:rPr>
+          <w:rStyle w:val="CdigoHTML"/>
+          <w:rFonts w:eastAsiaTheme="majorEastAsia"/>
+          <w:color w:val="444746"/>
+          <w:sz w:val="21"/>
+          <w:szCs w:val="21"/>
+          <w:bdr w:val="none" w:sz="0" w:space="0" w:color="auto" w:frame="1"/>
+        </w:rPr>
+        <w:t xml:space="preserve"> </w:t>
       </w:r>
       <w:r>
         <w:rPr>
@@ -8320,18 +8772,42 @@
           <w:szCs w:val="21"/>
           <w:bdr w:val="none" w:sz="0" w:space="0" w:color="auto" w:frame="1"/>
         </w:rPr>
-        <w:t>COLUMN</w:t>
-      </w:r>
-      <w:r>
-        <w:rPr>
-          <w:rStyle w:val="CdigoHTML"/>
-          <w:rFonts w:eastAsiaTheme="majorEastAsia"/>
-          <w:color w:val="444746"/>
-          <w:sz w:val="21"/>
-          <w:szCs w:val="21"/>
-          <w:bdr w:val="none" w:sz="0" w:space="0" w:color="auto" w:frame="1"/>
-        </w:rPr>
-        <w:t xml:space="preserve"> nome </w:t>
+        <w:t>NULL</w:t>
+      </w:r>
+      <w:r>
+        <w:rPr>
+          <w:rStyle w:val="CdigoHTML"/>
+          <w:rFonts w:eastAsiaTheme="majorEastAsia"/>
+          <w:color w:val="444746"/>
+          <w:sz w:val="21"/>
+          <w:szCs w:val="21"/>
+          <w:bdr w:val="none" w:sz="0" w:space="0" w:color="auto" w:frame="1"/>
+        </w:rPr>
+        <w:t>,</w:t>
+      </w:r>
+    </w:p>
+    <w:p>
+      <w:pPr>
+        <w:pStyle w:val="Pr-formataoHTML"/>
+        <w:rPr>
+          <w:rStyle w:val="CdigoHTML"/>
+          <w:rFonts w:eastAsiaTheme="majorEastAsia"/>
+          <w:color w:val="444746"/>
+          <w:sz w:val="21"/>
+          <w:szCs w:val="21"/>
+          <w:bdr w:val="none" w:sz="0" w:space="0" w:color="auto" w:frame="1"/>
+        </w:rPr>
+      </w:pPr>
+      <w:r>
+        <w:rPr>
+          <w:rStyle w:val="CdigoHTML"/>
+          <w:rFonts w:eastAsiaTheme="majorEastAsia"/>
+          <w:color w:val="444746"/>
+          <w:sz w:val="21"/>
+          <w:szCs w:val="21"/>
+          <w:bdr w:val="none" w:sz="0" w:space="0" w:color="auto" w:frame="1"/>
+        </w:rPr>
+        <w:t xml:space="preserve">    status </w:t>
       </w:r>
       <w:r>
         <w:rPr>
@@ -8362,7 +8838,7 @@
           <w:szCs w:val="21"/>
           <w:bdr w:val="none" w:sz="0" w:space="0" w:color="auto" w:frame="1"/>
         </w:rPr>
-        <w:t>200</w:t>
+        <w:t>20</w:t>
       </w:r>
       <w:r>
         <w:rPr>
@@ -8383,7 +8859,7 @@
           <w:szCs w:val="21"/>
           <w:bdr w:val="none" w:sz="0" w:space="0" w:color="auto" w:frame="1"/>
         </w:rPr>
-        <w:t>NOT</w:t>
+        <w:t>DEFAULT</w:t>
       </w:r>
       <w:r>
         <w:rPr>
@@ -8398,58 +8874,38 @@
       </w:r>
       <w:r>
         <w:rPr>
-          <w:rStyle w:val="hljs-keyword"/>
-          <w:color w:val="8430CE"/>
-          <w:sz w:val="21"/>
-          <w:szCs w:val="21"/>
-          <w:bdr w:val="none" w:sz="0" w:space="0" w:color="auto" w:frame="1"/>
-        </w:rPr>
-        <w:t>NULL</w:t>
-      </w:r>
-      <w:r>
-        <w:rPr>
-          <w:rStyle w:val="CdigoHTML"/>
-          <w:rFonts w:eastAsiaTheme="majorEastAsia"/>
-          <w:color w:val="444746"/>
-          <w:sz w:val="21"/>
-          <w:szCs w:val="21"/>
-          <w:bdr w:val="none" w:sz="0" w:space="0" w:color="auto" w:frame="1"/>
-        </w:rPr>
-        <w:t>;</w:t>
-      </w:r>
-    </w:p>
-    <w:p>
-      <w:pPr>
-        <w:spacing w:after="120"/>
-        <w:rPr>
-          <w:color w:val="1F1F1F"/>
-        </w:rPr>
-      </w:pPr>
-      <w:r>
-        <w:rPr>
-          <w:color w:val="1F1F1F"/>
-        </w:rPr>
-        <w:pict w14:anchorId="0E588CDF">
-          <v:rect id="_x0000_i1031" style="width:0;height:1.5pt" o:hralign="center" o:hrstd="t" o:hrnoshade="t" o:hr="t" fillcolor="gray" stroked="f"/>
-        </w:pict>
-      </w:r>
-    </w:p>
-    <w:p>
-      <w:pPr>
-        <w:pStyle w:val="Ttulo2"/>
-        <w:spacing w:after="120"/>
-        <w:rPr>
-          <w:color w:val="1F1F1F"/>
-        </w:rPr>
-      </w:pPr>
-      <w:bookmarkStart w:id="4" w:name="_Toc224746173"/>
-      <w:r>
-        <w:rPr>
-          <w:color w:val="1F1F1F"/>
-        </w:rPr>
-        <w:t>ATIVIDADE EXTRA 2: Restrições de Segurança (UNIQUE e DEFAULT)</w:t>
-      </w:r>
-      <w:bookmarkEnd w:id="4"/>
+          <w:rStyle w:val="hljs-string"/>
+          <w:color w:val="188038"/>
+          <w:sz w:val="21"/>
+          <w:szCs w:val="21"/>
+          <w:bdr w:val="none" w:sz="0" w:space="0" w:color="auto" w:frame="1"/>
+        </w:rPr>
+        <w:t>'Ativo'</w:t>
+      </w:r>
+    </w:p>
+    <w:p>
+      <w:pPr>
+        <w:pStyle w:val="Pr-formataoHTML"/>
+        <w:rPr>
+          <w:rStyle w:val="CdigoHTML"/>
+          <w:rFonts w:eastAsiaTheme="majorEastAsia"/>
+          <w:color w:val="444746"/>
+          <w:sz w:val="21"/>
+          <w:szCs w:val="21"/>
+          <w:bdr w:val="none" w:sz="0" w:space="0" w:color="auto" w:frame="1"/>
+        </w:rPr>
+      </w:pPr>
+      <w:r>
+        <w:rPr>
+          <w:rStyle w:val="CdigoHTML"/>
+          <w:rFonts w:eastAsiaTheme="majorEastAsia"/>
+          <w:color w:val="444746"/>
+          <w:sz w:val="21"/>
+          <w:szCs w:val="21"/>
+          <w:bdr w:val="none" w:sz="0" w:space="0" w:color="auto" w:frame="1"/>
+        </w:rPr>
+        <w:t>);</w:t>
+      </w:r>
     </w:p>
     <w:p>
       <w:pPr>
@@ -8466,14 +8922,62 @@
           <w:color w:val="1F1F1F"/>
           <w:bdr w:val="none" w:sz="0" w:space="0" w:color="auto" w:frame="1"/>
         </w:rPr>
-        <w:t>Objetivo</w:t>
+        <w:t>O que o aluno deve perceber</w:t>
       </w:r>
       <w:r>
         <w:rPr>
           <w:color w:val="1F1F1F"/>
         </w:rPr>
-        <w:t>: Aplicar travas de segurança para evitar duplicidade de códigos e garantir valores padrão.</w:t>
-      </w:r>
+        <w:t xml:space="preserve">: O </w:t>
+      </w:r>
+      <w:r>
+        <w:rPr>
+          <w:rStyle w:val="CdigoHTML"/>
+          <w:rFonts w:eastAsiaTheme="majorEastAsia"/>
+          <w:color w:val="444746"/>
+          <w:bdr w:val="none" w:sz="0" w:space="0" w:color="auto" w:frame="1"/>
+        </w:rPr>
+        <w:t>UNIQUE</w:t>
+      </w:r>
+      <w:r>
+        <w:rPr>
+          <w:color w:val="1F1F1F"/>
+        </w:rPr>
+        <w:t xml:space="preserve"> no CNPJ impedirá que o mesmo fornecedor seja cadastrado duas vezes, protegendo a integridade do banco.</w:t>
+      </w:r>
+    </w:p>
+    <w:p>
+      <w:pPr>
+        <w:spacing w:after="120"/>
+        <w:rPr>
+          <w:color w:val="1F1F1F"/>
+        </w:rPr>
+      </w:pPr>
+      <w:r>
+        <w:rPr>
+          <w:color w:val="1F1F1F"/>
+        </w:rPr>
+        <w:pict w14:anchorId="76210C3E">
+          <v:rect id="_x0000_i1032" style="width:0;height:1.5pt" o:hralign="center" o:hrstd="t" o:hrnoshade="t" o:hr="t" fillcolor="gray" stroked="f"/>
+        </w:pict>
+      </w:r>
+    </w:p>
+    <w:p>
+      <w:pPr>
+        <w:pStyle w:val="Ttulo2"/>
+        <w:spacing w:after="120"/>
+        <w:rPr>
+          <w:color w:val="1F1F1F"/>
+        </w:rPr>
+      </w:pPr>
+      <w:bookmarkStart w:id="5" w:name="_Toc224746174"/>
+      <w:r>
+        <w:rPr>
+          <w:color w:val="1F1F1F"/>
+        </w:rPr>
+        <w:t>ATIVIDADE EXTRA 3: Destruição vs. Limpeza (DROP e TRUNCATE)</w:t>
+      </w:r>
+      <w:bookmarkEnd w:id="5"/>
     </w:p>
     <w:p>
       <w:pPr>
@@ -8490,66 +8994,13 @@
           <w:color w:val="1F1F1F"/>
           <w:bdr w:val="none" w:sz="0" w:space="0" w:color="auto" w:frame="1"/>
         </w:rPr>
-        <w:t>Passo a Passo para o Aluno</w:t>
+        <w:t>Objetivo</w:t>
       </w:r>
       <w:r>
         <w:rPr>
           <w:color w:val="1F1F1F"/>
         </w:rPr>
-        <w:t>:</w:t>
-      </w:r>
-    </w:p>
-    <w:p>
-      <w:pPr>
-        <w:pStyle w:val="NormalWeb"/>
-        <w:numPr>
-          <w:ilvl w:val="0"/>
-          <w:numId w:val="9"/>
-        </w:numPr>
-        <w:spacing w:after="0" w:afterAutospacing="0"/>
-        <w:rPr>
-          <w:color w:val="1F1F1F"/>
-        </w:rPr>
-      </w:pPr>
-      <w:r>
-        <w:rPr>
-          <w:color w:val="1F1F1F"/>
-        </w:rPr>
-        <w:t xml:space="preserve">Crie a subpasta </w:t>
-      </w:r>
-      <w:r>
-        <w:rPr>
-          <w:rStyle w:val="CdigoHTML"/>
-          <w:rFonts w:eastAsiaTheme="majorEastAsia"/>
-          <w:color w:val="444746"/>
-          <w:bdr w:val="none" w:sz="0" w:space="0" w:color="auto" w:frame="1"/>
-        </w:rPr>
-        <w:t>C:\wamp64\www\LP\aula52\atv2</w:t>
-      </w:r>
-      <w:r>
-        <w:rPr>
-          <w:color w:val="1F1F1F"/>
-        </w:rPr>
-        <w:t>.</w:t>
-      </w:r>
-    </w:p>
-    <w:p>
-      <w:pPr>
-        <w:pStyle w:val="NormalWeb"/>
-        <w:numPr>
-          <w:ilvl w:val="0"/>
-          <w:numId w:val="9"/>
-        </w:numPr>
-        <w:spacing w:after="120" w:afterAutospacing="0"/>
-        <w:rPr>
-          <w:color w:val="1F1F1F"/>
-        </w:rPr>
-      </w:pPr>
-      <w:r>
-        <w:rPr>
-          <w:color w:val="1F1F1F"/>
-        </w:rPr>
-        <w:t>Vamos criar uma tabela de "fornecedores" com regras estritas de preenchimento.</w:t>
+        <w:t>: Diferenciar os comandos de exclusão de estrutura e limpeza de dados.</w:t>
       </w:r>
     </w:p>
     <w:p>
@@ -8567,7 +9018,7 @@
           <w:color w:val="1F1F1F"/>
           <w:bdr w:val="none" w:sz="0" w:space="0" w:color="auto" w:frame="1"/>
         </w:rPr>
-        <w:t>SQL (Resposta)</w:t>
+        <w:t>Passo a Passo para o Aluno</w:t>
       </w:r>
       <w:r>
         <w:rPr>
@@ -8579,756 +9030,11 @@
     <w:p>
       <w:pPr>
         <w:rPr>
-          <w:color w:val="444746"/>
-        </w:rPr>
-      </w:pPr>
-      <w:r>
-        <w:rPr>
-          <w:rStyle w:val="ng-tns-c2369462512-519"/>
-          <w:color w:val="444746"/>
-          <w:bdr w:val="none" w:sz="0" w:space="0" w:color="auto" w:frame="1"/>
-        </w:rPr>
-        <w:t>SQL</w:t>
-      </w:r>
-    </w:p>
-    <w:p>
-      <w:pPr>
-        <w:pStyle w:val="Pr-formataoHTML"/>
-        <w:rPr>
-          <w:rStyle w:val="CdigoHTML"/>
-          <w:rFonts w:eastAsiaTheme="majorEastAsia"/>
-          <w:color w:val="444746"/>
-          <w:sz w:val="21"/>
-          <w:szCs w:val="21"/>
-          <w:bdr w:val="none" w:sz="0" w:space="0" w:color="auto" w:frame="1"/>
-        </w:rPr>
-      </w:pPr>
-      <w:r>
-        <w:rPr>
-          <w:rStyle w:val="hljs-keyword"/>
-          <w:color w:val="8430CE"/>
-          <w:sz w:val="21"/>
-          <w:szCs w:val="21"/>
-          <w:bdr w:val="none" w:sz="0" w:space="0" w:color="auto" w:frame="1"/>
-        </w:rPr>
-        <w:t>CREATE</w:t>
-      </w:r>
-      <w:r>
-        <w:rPr>
-          <w:rStyle w:val="CdigoHTML"/>
-          <w:rFonts w:eastAsiaTheme="majorEastAsia"/>
-          <w:color w:val="444746"/>
-          <w:sz w:val="21"/>
-          <w:szCs w:val="21"/>
-          <w:bdr w:val="none" w:sz="0" w:space="0" w:color="auto" w:frame="1"/>
-        </w:rPr>
-        <w:t xml:space="preserve"> </w:t>
-      </w:r>
-      <w:r>
-        <w:rPr>
-          <w:rStyle w:val="hljs-keyword"/>
-          <w:color w:val="8430CE"/>
-          <w:sz w:val="21"/>
-          <w:szCs w:val="21"/>
-          <w:bdr w:val="none" w:sz="0" w:space="0" w:color="auto" w:frame="1"/>
-        </w:rPr>
-        <w:t>TABLE</w:t>
-      </w:r>
-      <w:r>
-        <w:rPr>
-          <w:rStyle w:val="CdigoHTML"/>
-          <w:rFonts w:eastAsiaTheme="majorEastAsia"/>
-          <w:color w:val="444746"/>
-          <w:sz w:val="21"/>
-          <w:szCs w:val="21"/>
-          <w:bdr w:val="none" w:sz="0" w:space="0" w:color="auto" w:frame="1"/>
-        </w:rPr>
-        <w:t xml:space="preserve"> fornecedores (</w:t>
-      </w:r>
-    </w:p>
-    <w:p>
-      <w:pPr>
-        <w:pStyle w:val="Pr-formataoHTML"/>
-        <w:rPr>
-          <w:rStyle w:val="CdigoHTML"/>
-          <w:rFonts w:eastAsiaTheme="majorEastAsia"/>
-          <w:color w:val="444746"/>
-          <w:sz w:val="21"/>
-          <w:szCs w:val="21"/>
-          <w:bdr w:val="none" w:sz="0" w:space="0" w:color="auto" w:frame="1"/>
-        </w:rPr>
-      </w:pPr>
-      <w:r>
-        <w:rPr>
-          <w:rStyle w:val="CdigoHTML"/>
-          <w:rFonts w:eastAsiaTheme="majorEastAsia"/>
-          <w:color w:val="444746"/>
-          <w:sz w:val="21"/>
-          <w:szCs w:val="21"/>
-          <w:bdr w:val="none" w:sz="0" w:space="0" w:color="auto" w:frame="1"/>
-        </w:rPr>
-        <w:t xml:space="preserve">    id </w:t>
-      </w:r>
-      <w:r>
-        <w:rPr>
-          <w:rStyle w:val="hljs-type"/>
-          <w:color w:val="8430CE"/>
-          <w:sz w:val="21"/>
-          <w:szCs w:val="21"/>
-          <w:bdr w:val="none" w:sz="0" w:space="0" w:color="auto" w:frame="1"/>
-        </w:rPr>
-        <w:t>INT</w:t>
-      </w:r>
-      <w:r>
-        <w:rPr>
-          <w:rStyle w:val="CdigoHTML"/>
-          <w:rFonts w:eastAsiaTheme="majorEastAsia"/>
-          <w:color w:val="444746"/>
-          <w:sz w:val="21"/>
-          <w:szCs w:val="21"/>
-          <w:bdr w:val="none" w:sz="0" w:space="0" w:color="auto" w:frame="1"/>
-        </w:rPr>
-        <w:t xml:space="preserve"> </w:t>
-      </w:r>
-      <w:r>
-        <w:rPr>
-          <w:rStyle w:val="hljs-keyword"/>
-          <w:color w:val="8430CE"/>
-          <w:sz w:val="21"/>
-          <w:szCs w:val="21"/>
-          <w:bdr w:val="none" w:sz="0" w:space="0" w:color="auto" w:frame="1"/>
-        </w:rPr>
-        <w:t>PRIMARY</w:t>
-      </w:r>
-      <w:r>
-        <w:rPr>
-          <w:rStyle w:val="CdigoHTML"/>
-          <w:rFonts w:eastAsiaTheme="majorEastAsia"/>
-          <w:color w:val="444746"/>
-          <w:sz w:val="21"/>
-          <w:szCs w:val="21"/>
-          <w:bdr w:val="none" w:sz="0" w:space="0" w:color="auto" w:frame="1"/>
-        </w:rPr>
-        <w:t xml:space="preserve"> KEY AUTO_INCREMENT,</w:t>
-      </w:r>
-    </w:p>
-    <w:p>
-      <w:pPr>
-        <w:pStyle w:val="Pr-formataoHTML"/>
-        <w:rPr>
-          <w:rStyle w:val="CdigoHTML"/>
-          <w:rFonts w:eastAsiaTheme="majorEastAsia"/>
-          <w:color w:val="444746"/>
-          <w:sz w:val="21"/>
-          <w:szCs w:val="21"/>
-          <w:bdr w:val="none" w:sz="0" w:space="0" w:color="auto" w:frame="1"/>
-        </w:rPr>
-      </w:pPr>
-      <w:r>
-        <w:rPr>
-          <w:rStyle w:val="CdigoHTML"/>
-          <w:rFonts w:eastAsiaTheme="majorEastAsia"/>
-          <w:color w:val="444746"/>
-          <w:sz w:val="21"/>
-          <w:szCs w:val="21"/>
-          <w:bdr w:val="none" w:sz="0" w:space="0" w:color="auto" w:frame="1"/>
-        </w:rPr>
-        <w:t xml:space="preserve">    </w:t>
-      </w:r>
-      <w:proofErr w:type="spellStart"/>
-      <w:r>
-        <w:rPr>
-          <w:rStyle w:val="CdigoHTML"/>
-          <w:rFonts w:eastAsiaTheme="majorEastAsia"/>
-          <w:color w:val="444746"/>
-          <w:sz w:val="21"/>
-          <w:szCs w:val="21"/>
-          <w:bdr w:val="none" w:sz="0" w:space="0" w:color="auto" w:frame="1"/>
-        </w:rPr>
-        <w:t>razao_social</w:t>
-      </w:r>
-      <w:proofErr w:type="spellEnd"/>
-      <w:r>
-        <w:rPr>
-          <w:rStyle w:val="CdigoHTML"/>
-          <w:rFonts w:eastAsiaTheme="majorEastAsia"/>
-          <w:color w:val="444746"/>
-          <w:sz w:val="21"/>
-          <w:szCs w:val="21"/>
-          <w:bdr w:val="none" w:sz="0" w:space="0" w:color="auto" w:frame="1"/>
-        </w:rPr>
-        <w:t xml:space="preserve"> </w:t>
-      </w:r>
-      <w:r>
-        <w:rPr>
-          <w:rStyle w:val="hljs-type"/>
-          <w:color w:val="8430CE"/>
-          <w:sz w:val="21"/>
-          <w:szCs w:val="21"/>
-          <w:bdr w:val="none" w:sz="0" w:space="0" w:color="auto" w:frame="1"/>
-        </w:rPr>
-        <w:t>VARCHAR</w:t>
-      </w:r>
-      <w:r>
-        <w:rPr>
-          <w:rStyle w:val="CdigoHTML"/>
-          <w:rFonts w:eastAsiaTheme="majorEastAsia"/>
-          <w:color w:val="444746"/>
-          <w:sz w:val="21"/>
-          <w:szCs w:val="21"/>
-          <w:bdr w:val="none" w:sz="0" w:space="0" w:color="auto" w:frame="1"/>
-        </w:rPr>
-        <w:t>(</w:t>
-      </w:r>
-      <w:r>
-        <w:rPr>
-          <w:rStyle w:val="hljs-number"/>
-          <w:color w:val="B55908"/>
-          <w:sz w:val="21"/>
-          <w:szCs w:val="21"/>
-          <w:bdr w:val="none" w:sz="0" w:space="0" w:color="auto" w:frame="1"/>
-        </w:rPr>
-        <w:t>150</w:t>
-      </w:r>
-      <w:r>
-        <w:rPr>
-          <w:rStyle w:val="CdigoHTML"/>
-          <w:rFonts w:eastAsiaTheme="majorEastAsia"/>
-          <w:color w:val="444746"/>
-          <w:sz w:val="21"/>
-          <w:szCs w:val="21"/>
-          <w:bdr w:val="none" w:sz="0" w:space="0" w:color="auto" w:frame="1"/>
-        </w:rPr>
-        <w:t xml:space="preserve">) </w:t>
-      </w:r>
-      <w:r>
-        <w:rPr>
-          <w:rStyle w:val="hljs-keyword"/>
-          <w:color w:val="8430CE"/>
-          <w:sz w:val="21"/>
-          <w:szCs w:val="21"/>
-          <w:bdr w:val="none" w:sz="0" w:space="0" w:color="auto" w:frame="1"/>
-        </w:rPr>
-        <w:t>NOT</w:t>
-      </w:r>
-      <w:r>
-        <w:rPr>
-          <w:rStyle w:val="CdigoHTML"/>
-          <w:rFonts w:eastAsiaTheme="majorEastAsia"/>
-          <w:color w:val="444746"/>
-          <w:sz w:val="21"/>
-          <w:szCs w:val="21"/>
-          <w:bdr w:val="none" w:sz="0" w:space="0" w:color="auto" w:frame="1"/>
-        </w:rPr>
-        <w:t xml:space="preserve"> </w:t>
-      </w:r>
-      <w:r>
-        <w:rPr>
-          <w:rStyle w:val="hljs-keyword"/>
-          <w:color w:val="8430CE"/>
-          <w:sz w:val="21"/>
-          <w:szCs w:val="21"/>
-          <w:bdr w:val="none" w:sz="0" w:space="0" w:color="auto" w:frame="1"/>
-        </w:rPr>
-        <w:t>NULL</w:t>
-      </w:r>
-      <w:r>
-        <w:rPr>
-          <w:rStyle w:val="CdigoHTML"/>
-          <w:rFonts w:eastAsiaTheme="majorEastAsia"/>
-          <w:color w:val="444746"/>
-          <w:sz w:val="21"/>
-          <w:szCs w:val="21"/>
-          <w:bdr w:val="none" w:sz="0" w:space="0" w:color="auto" w:frame="1"/>
-        </w:rPr>
-        <w:t>,</w:t>
-      </w:r>
-    </w:p>
-    <w:p>
-      <w:pPr>
-        <w:pStyle w:val="Pr-formataoHTML"/>
-        <w:rPr>
-          <w:rStyle w:val="CdigoHTML"/>
-          <w:rFonts w:eastAsiaTheme="majorEastAsia"/>
-          <w:color w:val="444746"/>
-          <w:sz w:val="21"/>
-          <w:szCs w:val="21"/>
-          <w:bdr w:val="none" w:sz="0" w:space="0" w:color="auto" w:frame="1"/>
-        </w:rPr>
-      </w:pPr>
-      <w:r>
-        <w:rPr>
-          <w:rStyle w:val="CdigoHTML"/>
-          <w:rFonts w:eastAsiaTheme="majorEastAsia"/>
-          <w:color w:val="444746"/>
-          <w:sz w:val="21"/>
-          <w:szCs w:val="21"/>
-          <w:bdr w:val="none" w:sz="0" w:space="0" w:color="auto" w:frame="1"/>
-        </w:rPr>
-        <w:t xml:space="preserve">    </w:t>
-      </w:r>
-      <w:proofErr w:type="spellStart"/>
-      <w:r>
-        <w:rPr>
-          <w:rStyle w:val="CdigoHTML"/>
-          <w:rFonts w:eastAsiaTheme="majorEastAsia"/>
-          <w:color w:val="444746"/>
-          <w:sz w:val="21"/>
-          <w:szCs w:val="21"/>
-          <w:bdr w:val="none" w:sz="0" w:space="0" w:color="auto" w:frame="1"/>
-        </w:rPr>
-        <w:t>cnpj</w:t>
-      </w:r>
-      <w:proofErr w:type="spellEnd"/>
-      <w:r>
-        <w:rPr>
-          <w:rStyle w:val="CdigoHTML"/>
-          <w:rFonts w:eastAsiaTheme="majorEastAsia"/>
-          <w:color w:val="444746"/>
-          <w:sz w:val="21"/>
-          <w:szCs w:val="21"/>
-          <w:bdr w:val="none" w:sz="0" w:space="0" w:color="auto" w:frame="1"/>
-        </w:rPr>
-        <w:t xml:space="preserve"> </w:t>
-      </w:r>
-      <w:r>
-        <w:rPr>
-          <w:rStyle w:val="hljs-type"/>
-          <w:color w:val="8430CE"/>
-          <w:sz w:val="21"/>
-          <w:szCs w:val="21"/>
-          <w:bdr w:val="none" w:sz="0" w:space="0" w:color="auto" w:frame="1"/>
-        </w:rPr>
-        <w:t>VARCHAR</w:t>
-      </w:r>
-      <w:r>
-        <w:rPr>
-          <w:rStyle w:val="CdigoHTML"/>
-          <w:rFonts w:eastAsiaTheme="majorEastAsia"/>
-          <w:color w:val="444746"/>
-          <w:sz w:val="21"/>
-          <w:szCs w:val="21"/>
-          <w:bdr w:val="none" w:sz="0" w:space="0" w:color="auto" w:frame="1"/>
-        </w:rPr>
-        <w:t>(</w:t>
-      </w:r>
-      <w:r>
-        <w:rPr>
-          <w:rStyle w:val="hljs-number"/>
-          <w:color w:val="B55908"/>
-          <w:sz w:val="21"/>
-          <w:szCs w:val="21"/>
-          <w:bdr w:val="none" w:sz="0" w:space="0" w:color="auto" w:frame="1"/>
-        </w:rPr>
-        <w:t>20</w:t>
-      </w:r>
-      <w:r>
-        <w:rPr>
-          <w:rStyle w:val="CdigoHTML"/>
-          <w:rFonts w:eastAsiaTheme="majorEastAsia"/>
-          <w:color w:val="444746"/>
-          <w:sz w:val="21"/>
-          <w:szCs w:val="21"/>
-          <w:bdr w:val="none" w:sz="0" w:space="0" w:color="auto" w:frame="1"/>
-        </w:rPr>
-        <w:t xml:space="preserve">) </w:t>
-      </w:r>
-      <w:r>
-        <w:rPr>
-          <w:rStyle w:val="hljs-keyword"/>
-          <w:color w:val="8430CE"/>
-          <w:sz w:val="21"/>
-          <w:szCs w:val="21"/>
-          <w:bdr w:val="none" w:sz="0" w:space="0" w:color="auto" w:frame="1"/>
-        </w:rPr>
-        <w:t>UNIQUE</w:t>
-      </w:r>
-      <w:r>
-        <w:rPr>
-          <w:rStyle w:val="CdigoHTML"/>
-          <w:rFonts w:eastAsiaTheme="majorEastAsia"/>
-          <w:color w:val="444746"/>
-          <w:sz w:val="21"/>
-          <w:szCs w:val="21"/>
-          <w:bdr w:val="none" w:sz="0" w:space="0" w:color="auto" w:frame="1"/>
-        </w:rPr>
-        <w:t xml:space="preserve"> </w:t>
-      </w:r>
-      <w:r>
-        <w:rPr>
-          <w:rStyle w:val="hljs-keyword"/>
-          <w:color w:val="8430CE"/>
-          <w:sz w:val="21"/>
-          <w:szCs w:val="21"/>
-          <w:bdr w:val="none" w:sz="0" w:space="0" w:color="auto" w:frame="1"/>
-        </w:rPr>
-        <w:t>NOT</w:t>
-      </w:r>
-      <w:r>
-        <w:rPr>
-          <w:rStyle w:val="CdigoHTML"/>
-          <w:rFonts w:eastAsiaTheme="majorEastAsia"/>
-          <w:color w:val="444746"/>
-          <w:sz w:val="21"/>
-          <w:szCs w:val="21"/>
-          <w:bdr w:val="none" w:sz="0" w:space="0" w:color="auto" w:frame="1"/>
-        </w:rPr>
-        <w:t xml:space="preserve"> </w:t>
-      </w:r>
-      <w:r>
-        <w:rPr>
-          <w:rStyle w:val="hljs-keyword"/>
-          <w:color w:val="8430CE"/>
-          <w:sz w:val="21"/>
-          <w:szCs w:val="21"/>
-          <w:bdr w:val="none" w:sz="0" w:space="0" w:color="auto" w:frame="1"/>
-        </w:rPr>
-        <w:t>NULL</w:t>
-      </w:r>
-      <w:r>
-        <w:rPr>
-          <w:rStyle w:val="CdigoHTML"/>
-          <w:rFonts w:eastAsiaTheme="majorEastAsia"/>
-          <w:color w:val="444746"/>
-          <w:sz w:val="21"/>
-          <w:szCs w:val="21"/>
-          <w:bdr w:val="none" w:sz="0" w:space="0" w:color="auto" w:frame="1"/>
-        </w:rPr>
-        <w:t>,</w:t>
-      </w:r>
-    </w:p>
-    <w:p>
-      <w:pPr>
-        <w:pStyle w:val="Pr-formataoHTML"/>
-        <w:rPr>
-          <w:rStyle w:val="CdigoHTML"/>
-          <w:rFonts w:eastAsiaTheme="majorEastAsia"/>
-          <w:color w:val="444746"/>
-          <w:sz w:val="21"/>
-          <w:szCs w:val="21"/>
-          <w:bdr w:val="none" w:sz="0" w:space="0" w:color="auto" w:frame="1"/>
-        </w:rPr>
-      </w:pPr>
-      <w:r>
-        <w:rPr>
-          <w:rStyle w:val="CdigoHTML"/>
-          <w:rFonts w:eastAsiaTheme="majorEastAsia"/>
-          <w:color w:val="444746"/>
-          <w:sz w:val="21"/>
-          <w:szCs w:val="21"/>
-          <w:bdr w:val="none" w:sz="0" w:space="0" w:color="auto" w:frame="1"/>
-        </w:rPr>
-        <w:t xml:space="preserve">    status </w:t>
-      </w:r>
-      <w:r>
-        <w:rPr>
-          <w:rStyle w:val="hljs-type"/>
-          <w:color w:val="8430CE"/>
-          <w:sz w:val="21"/>
-          <w:szCs w:val="21"/>
-          <w:bdr w:val="none" w:sz="0" w:space="0" w:color="auto" w:frame="1"/>
-        </w:rPr>
-        <w:t>VARCHAR</w:t>
-      </w:r>
-      <w:r>
-        <w:rPr>
-          <w:rStyle w:val="CdigoHTML"/>
-          <w:rFonts w:eastAsiaTheme="majorEastAsia"/>
-          <w:color w:val="444746"/>
-          <w:sz w:val="21"/>
-          <w:szCs w:val="21"/>
-          <w:bdr w:val="none" w:sz="0" w:space="0" w:color="auto" w:frame="1"/>
-        </w:rPr>
-        <w:t>(</w:t>
-      </w:r>
-      <w:r>
-        <w:rPr>
-          <w:rStyle w:val="hljs-number"/>
-          <w:color w:val="B55908"/>
-          <w:sz w:val="21"/>
-          <w:szCs w:val="21"/>
-          <w:bdr w:val="none" w:sz="0" w:space="0" w:color="auto" w:frame="1"/>
-        </w:rPr>
-        <w:t>20</w:t>
-      </w:r>
-      <w:r>
-        <w:rPr>
-          <w:rStyle w:val="CdigoHTML"/>
-          <w:rFonts w:eastAsiaTheme="majorEastAsia"/>
-          <w:color w:val="444746"/>
-          <w:sz w:val="21"/>
-          <w:szCs w:val="21"/>
-          <w:bdr w:val="none" w:sz="0" w:space="0" w:color="auto" w:frame="1"/>
-        </w:rPr>
-        <w:t xml:space="preserve">) </w:t>
-      </w:r>
-      <w:r>
-        <w:rPr>
-          <w:rStyle w:val="hljs-keyword"/>
-          <w:color w:val="8430CE"/>
-          <w:sz w:val="21"/>
-          <w:szCs w:val="21"/>
-          <w:bdr w:val="none" w:sz="0" w:space="0" w:color="auto" w:frame="1"/>
-        </w:rPr>
-        <w:t>DEFAULT</w:t>
-      </w:r>
-      <w:r>
-        <w:rPr>
-          <w:rStyle w:val="CdigoHTML"/>
-          <w:rFonts w:eastAsiaTheme="majorEastAsia"/>
-          <w:color w:val="444746"/>
-          <w:sz w:val="21"/>
-          <w:szCs w:val="21"/>
-          <w:bdr w:val="none" w:sz="0" w:space="0" w:color="auto" w:frame="1"/>
-        </w:rPr>
-        <w:t xml:space="preserve"> </w:t>
-      </w:r>
-      <w:r>
-        <w:rPr>
-          <w:rStyle w:val="hljs-string"/>
-          <w:color w:val="188038"/>
-          <w:sz w:val="21"/>
-          <w:szCs w:val="21"/>
-          <w:bdr w:val="none" w:sz="0" w:space="0" w:color="auto" w:frame="1"/>
-        </w:rPr>
-        <w:t>'Ativo'</w:t>
-      </w:r>
-    </w:p>
-    <w:p>
-      <w:pPr>
-        <w:pStyle w:val="Pr-formataoHTML"/>
-        <w:rPr>
-          <w:rStyle w:val="CdigoHTML"/>
-          <w:rFonts w:eastAsiaTheme="majorEastAsia"/>
-          <w:color w:val="444746"/>
-          <w:sz w:val="21"/>
-          <w:szCs w:val="21"/>
-          <w:bdr w:val="none" w:sz="0" w:space="0" w:color="auto" w:frame="1"/>
-        </w:rPr>
-      </w:pPr>
-      <w:r>
-        <w:rPr>
-          <w:rStyle w:val="CdigoHTML"/>
-          <w:rFonts w:eastAsiaTheme="majorEastAsia"/>
-          <w:color w:val="444746"/>
-          <w:sz w:val="21"/>
-          <w:szCs w:val="21"/>
-          <w:bdr w:val="none" w:sz="0" w:space="0" w:color="auto" w:frame="1"/>
-        </w:rPr>
-        <w:t>);</w:t>
-      </w:r>
-    </w:p>
-    <w:p>
-      <w:pPr>
-        <w:pStyle w:val="NormalWeb"/>
-        <w:spacing w:after="0" w:afterAutospacing="0"/>
-        <w:rPr>
-          <w:color w:val="1F1F1F"/>
-        </w:rPr>
-      </w:pPr>
-      <w:r>
-        <w:rPr>
-          <w:b/>
-          <w:bCs/>
-          <w:color w:val="1F1F1F"/>
-          <w:bdr w:val="none" w:sz="0" w:space="0" w:color="auto" w:frame="1"/>
-        </w:rPr>
-        <w:t>O que o aluno deve perceber</w:t>
-      </w:r>
-      <w:r>
-        <w:rPr>
-          <w:color w:val="1F1F1F"/>
-        </w:rPr>
-        <w:t xml:space="preserve">: O </w:t>
-      </w:r>
-      <w:r>
-        <w:rPr>
-          <w:rStyle w:val="CdigoHTML"/>
-          <w:rFonts w:eastAsiaTheme="majorEastAsia"/>
-          <w:color w:val="444746"/>
-          <w:bdr w:val="none" w:sz="0" w:space="0" w:color="auto" w:frame="1"/>
-        </w:rPr>
-        <w:t>UNIQUE</w:t>
-      </w:r>
-      <w:r>
-        <w:rPr>
-          <w:color w:val="1F1F1F"/>
-        </w:rPr>
-        <w:t xml:space="preserve"> no CNPJ impedirá que o mesmo fornecedor seja cadastrado duas vezes, protegendo a integridade do banco.</w:t>
-      </w:r>
-    </w:p>
-    <w:p>
-      <w:pPr>
-        <w:spacing w:after="120"/>
-        <w:rPr>
-          <w:color w:val="1F1F1F"/>
-        </w:rPr>
-      </w:pPr>
-      <w:r>
-        <w:rPr>
-          <w:color w:val="1F1F1F"/>
-        </w:rPr>
-        <w:pict w14:anchorId="76210C3E">
-          <v:rect id="_x0000_i1032" style="width:0;height:1.5pt" o:hralign="center" o:hrstd="t" o:hrnoshade="t" o:hr="t" fillcolor="gray" stroked="f"/>
-        </w:pict>
-      </w:r>
-    </w:p>
-    <w:p>
-      <w:pPr>
-        <w:pStyle w:val="Ttulo2"/>
-        <w:spacing w:after="120"/>
-        <w:rPr>
-          <w:color w:val="1F1F1F"/>
-        </w:rPr>
-      </w:pPr>
-      <w:bookmarkStart w:id="5" w:name="_Toc224746174"/>
-      <w:r>
-        <w:rPr>
-          <w:color w:val="1F1F1F"/>
-        </w:rPr>
-        <w:lastRenderedPageBreak/>
-        <w:t>ATIVIDADE EXTRA 3: Destruição vs. Limpeza (DROP e TRUNCATE)</w:t>
-      </w:r>
-      <w:bookmarkEnd w:id="5"/>
-    </w:p>
-    <w:p>
-      <w:pPr>
-        <w:pStyle w:val="NormalWeb"/>
-        <w:spacing w:after="0" w:afterAutospacing="0"/>
-        <w:rPr>
-          <w:color w:val="1F1F1F"/>
-        </w:rPr>
-      </w:pPr>
-      <w:r>
-        <w:rPr>
-          <w:b/>
-          <w:bCs/>
-          <w:color w:val="1F1F1F"/>
-          <w:bdr w:val="none" w:sz="0" w:space="0" w:color="auto" w:frame="1"/>
-        </w:rPr>
-        <w:t>Objetivo</w:t>
-      </w:r>
-      <w:r>
-        <w:rPr>
-          <w:color w:val="1F1F1F"/>
-        </w:rPr>
-        <w:t>: Diferenciar os comandos de exclusão de estrutura e limpeza de dados.</w:t>
-      </w:r>
-    </w:p>
-    <w:p>
-      <w:pPr>
-        <w:pStyle w:val="NormalWeb"/>
-        <w:spacing w:after="0" w:afterAutospacing="0"/>
-        <w:rPr>
-          <w:color w:val="1F1F1F"/>
-        </w:rPr>
-      </w:pPr>
-      <w:r>
-        <w:rPr>
-          <w:b/>
-          <w:bCs/>
-          <w:color w:val="1F1F1F"/>
-          <w:bdr w:val="none" w:sz="0" w:space="0" w:color="auto" w:frame="1"/>
-        </w:rPr>
-        <w:t>Passo a Passo para o Aluno</w:t>
-      </w:r>
-      <w:r>
-        <w:rPr>
-          <w:color w:val="1F1F1F"/>
-        </w:rPr>
-        <w:t>:</w:t>
-      </w:r>
-    </w:p>
-    <w:p>
-      <w:pPr>
-        <w:pStyle w:val="NormalWeb"/>
-        <w:numPr>
-          <w:ilvl w:val="0"/>
-          <w:numId w:val="10"/>
-        </w:numPr>
-        <w:spacing w:after="0" w:afterAutospacing="0"/>
-        <w:rPr>
-          <w:color w:val="1F1F1F"/>
-        </w:rPr>
-      </w:pPr>
-      <w:r>
-        <w:rPr>
-          <w:color w:val="1F1F1F"/>
-        </w:rPr>
-        <w:t xml:space="preserve">Crie a subpasta </w:t>
-      </w:r>
-      <w:r>
-        <w:rPr>
-          <w:rStyle w:val="CdigoHTML"/>
-          <w:rFonts w:eastAsiaTheme="majorEastAsia"/>
-          <w:color w:val="444746"/>
-          <w:bdr w:val="none" w:sz="0" w:space="0" w:color="auto" w:frame="1"/>
-        </w:rPr>
-        <w:t>C:\wamp64\www\LP\aula52\atv3</w:t>
-      </w:r>
-      <w:r>
-        <w:rPr>
-          <w:color w:val="1F1F1F"/>
-        </w:rPr>
-        <w:t>.</w:t>
-      </w:r>
-    </w:p>
-    <w:p>
-      <w:pPr>
-        <w:pStyle w:val="NormalWeb"/>
-        <w:numPr>
-          <w:ilvl w:val="0"/>
-          <w:numId w:val="10"/>
-        </w:numPr>
-        <w:spacing w:after="120" w:afterAutospacing="0"/>
-        <w:rPr>
-          <w:color w:val="1F1F1F"/>
-        </w:rPr>
-      </w:pPr>
-      <w:r>
-        <w:rPr>
-          <w:color w:val="1F1F1F"/>
-        </w:rPr>
-        <w:t xml:space="preserve">Execute os comandos abaixo (um de cada vez) para entender o efeito na aba lateral do </w:t>
-      </w:r>
-      <w:proofErr w:type="spellStart"/>
-      <w:r>
-        <w:rPr>
-          <w:color w:val="1F1F1F"/>
-        </w:rPr>
-        <w:t>phpMyAdmin</w:t>
-      </w:r>
-      <w:proofErr w:type="spellEnd"/>
-      <w:r>
-        <w:rPr>
-          <w:color w:val="1F1F1F"/>
-        </w:rPr>
-        <w:t>.</w:t>
-      </w:r>
-    </w:p>
-    <w:p>
-      <w:pPr>
-        <w:pStyle w:val="NormalWeb"/>
-        <w:spacing w:after="0" w:afterAutospacing="0"/>
-        <w:rPr>
-          <w:color w:val="1F1F1F"/>
-        </w:rPr>
-      </w:pPr>
-      <w:r>
-        <w:rPr>
-          <w:b/>
-          <w:bCs/>
-          <w:color w:val="1F1F1F"/>
-          <w:bdr w:val="none" w:sz="0" w:space="0" w:color="auto" w:frame="1"/>
-        </w:rPr>
-        <w:t>SQL (Resposta)</w:t>
-      </w:r>
-      <w:r>
-        <w:rPr>
-          <w:color w:val="1F1F1F"/>
-        </w:rPr>
-        <w:t>:</w:t>
-      </w:r>
+          <w:rStyle w:val="ng-tns-c2369462512-520"/>
+          <w:color w:val="444746"/>
+          <w:bdr w:val="none" w:sz="0" w:space="0" w:color="auto" w:frame="1"/>
+        </w:rPr>
+      </w:pPr>
     </w:p>
     <w:p>
       <w:pPr>
